--- a/交付_20260809_补充扫描规划专利/02_附图/附图.docx
+++ b/交付_20260809_补充扫描规划专利/02_附图/附图.docx
@@ -21,7 +21,7 @@
       <w:r>
         <w:drawing>
           <wp:inline xmlns:a="http://schemas.openxmlformats.org/drawingml/2006/main" xmlns:pic="http://schemas.openxmlformats.org/drawingml/2006/picture">
-            <wp:extent cx="5577840" cy="6581465"/>
+            <wp:extent cx="5577840" cy="6820593"/>
             <wp:docPr id="1" name="Picture 1"/>
             <wp:cNvGraphicFramePr>
               <a:graphicFrameLocks noChangeAspect="1"/>
@@ -42,7 +42,7 @@
                   <pic:spPr>
                     <a:xfrm>
                       <a:off x="0" y="0"/>
-                      <a:ext cx="5577840" cy="6581465"/>
+                      <a:ext cx="5577840" cy="6820593"/>
                     </a:xfrm>
                     <a:prstGeom prst="rect"/>
                   </pic:spPr>
@@ -74,7 +74,7 @@
       <w:r>
         <w:drawing>
           <wp:inline xmlns:a="http://schemas.openxmlformats.org/drawingml/2006/main" xmlns:pic="http://schemas.openxmlformats.org/drawingml/2006/picture">
-            <wp:extent cx="5577840" cy="3553698"/>
+            <wp:extent cx="5577840" cy="2906920"/>
             <wp:docPr id="2" name="Picture 2"/>
             <wp:cNvGraphicFramePr>
               <a:graphicFrameLocks noChangeAspect="1"/>
@@ -95,7 +95,7 @@
                   <pic:spPr>
                     <a:xfrm>
                       <a:off x="0" y="0"/>
-                      <a:ext cx="5577840" cy="3553698"/>
+                      <a:ext cx="5577840" cy="2906920"/>
                     </a:xfrm>
                     <a:prstGeom prst="rect"/>
                   </pic:spPr>
@@ -127,7 +127,7 @@
       <w:r>
         <w:drawing>
           <wp:inline xmlns:a="http://schemas.openxmlformats.org/drawingml/2006/main" xmlns:pic="http://schemas.openxmlformats.org/drawingml/2006/picture">
-            <wp:extent cx="5577840" cy="3668732"/>
+            <wp:extent cx="5577840" cy="3748072"/>
             <wp:docPr id="3" name="Picture 3"/>
             <wp:cNvGraphicFramePr>
               <a:graphicFrameLocks noChangeAspect="1"/>
@@ -148,7 +148,7 @@
                   <pic:spPr>
                     <a:xfrm>
                       <a:off x="0" y="0"/>
-                      <a:ext cx="5577840" cy="3668732"/>
+                      <a:ext cx="5577840" cy="3748072"/>
                     </a:xfrm>
                     <a:prstGeom prst="rect"/>
                   </pic:spPr>
@@ -180,7 +180,7 @@
       <w:r>
         <w:drawing>
           <wp:inline xmlns:a="http://schemas.openxmlformats.org/drawingml/2006/main" xmlns:pic="http://schemas.openxmlformats.org/drawingml/2006/picture">
-            <wp:extent cx="5577840" cy="6190630"/>
+            <wp:extent cx="5577840" cy="6209931"/>
             <wp:docPr id="4" name="Picture 4"/>
             <wp:cNvGraphicFramePr>
               <a:graphicFrameLocks noChangeAspect="1"/>
@@ -201,7 +201,7 @@
                   <pic:spPr>
                     <a:xfrm>
                       <a:off x="0" y="0"/>
-                      <a:ext cx="5577840" cy="6190630"/>
+                      <a:ext cx="5577840" cy="6209931"/>
                     </a:xfrm>
                     <a:prstGeom prst="rect"/>
                   </pic:spPr>
@@ -286,7 +286,7 @@
       <w:r>
         <w:drawing>
           <wp:inline xmlns:a="http://schemas.openxmlformats.org/drawingml/2006/main" xmlns:pic="http://schemas.openxmlformats.org/drawingml/2006/picture">
-            <wp:extent cx="5577840" cy="3069684"/>
+            <wp:extent cx="5577840" cy="2802210"/>
             <wp:docPr id="6" name="Picture 6"/>
             <wp:cNvGraphicFramePr>
               <a:graphicFrameLocks noChangeAspect="1"/>
@@ -307,7 +307,7 @@
                   <pic:spPr>
                     <a:xfrm>
                       <a:off x="0" y="0"/>
-                      <a:ext cx="5577840" cy="3069684"/>
+                      <a:ext cx="5577840" cy="2802210"/>
                     </a:xfrm>
                     <a:prstGeom prst="rect"/>
                   </pic:spPr>
@@ -328,7 +328,7 @@
           <w:b/>
           <w:sz w:val="20"/>
         </w:rPr>
-        <w:t>图 6　目标表面分块的选取</w:t>
+        <w:t>图 6　有缺口构件的目标表面分块选取</w:t>
       </w:r>
     </w:p>
     <w:p/>

--- a/交付_20260809_补充扫描规划专利/02_附图/附图.docx
+++ b/交付_20260809_补充扫描规划专利/02_附图/附图.docx
@@ -16,12 +16,15 @@
     </w:p>
     <w:p>
       <w:pPr>
+        <w:keepNext/>
+        <w:keepLines/>
+        <w:spacing w:after="40"/>
         <w:jc w:val="center"/>
       </w:pPr>
       <w:r>
         <w:drawing>
           <wp:inline xmlns:a="http://schemas.openxmlformats.org/drawingml/2006/main" xmlns:pic="http://schemas.openxmlformats.org/drawingml/2006/picture">
-            <wp:extent cx="5577840" cy="6820593"/>
+            <wp:extent cx="5394960" cy="6596967"/>
             <wp:docPr id="1" name="Picture 1"/>
             <wp:cNvGraphicFramePr>
               <a:graphicFrameLocks noChangeAspect="1"/>
@@ -42,7 +45,7 @@
                   <pic:spPr>
                     <a:xfrm>
                       <a:off x="0" y="0"/>
-                      <a:ext cx="5577840" cy="6820593"/>
+                      <a:ext cx="5394960" cy="6596967"/>
                     </a:xfrm>
                     <a:prstGeom prst="rect"/>
                   </pic:spPr>
@@ -55,6 +58,8 @@
     </w:p>
     <w:p>
       <w:pPr>
+        <w:keepLines/>
+        <w:spacing w:after="200"/>
         <w:jc w:val="center"/>
       </w:pPr>
       <w:r>
@@ -66,15 +71,17 @@
         <w:t>图 1　总体流程</w:t>
       </w:r>
     </w:p>
-    <w:p/>
     <w:p>
       <w:pPr>
+        <w:keepNext/>
+        <w:keepLines/>
+        <w:spacing w:after="40"/>
         <w:jc w:val="center"/>
       </w:pPr>
       <w:r>
         <w:drawing>
           <wp:inline xmlns:a="http://schemas.openxmlformats.org/drawingml/2006/main" xmlns:pic="http://schemas.openxmlformats.org/drawingml/2006/picture">
-            <wp:extent cx="5577840" cy="2906920"/>
+            <wp:extent cx="5394960" cy="2811611"/>
             <wp:docPr id="2" name="Picture 2"/>
             <wp:cNvGraphicFramePr>
               <a:graphicFrameLocks noChangeAspect="1"/>
@@ -95,7 +102,7 @@
                   <pic:spPr>
                     <a:xfrm>
                       <a:off x="0" y="0"/>
-                      <a:ext cx="5577840" cy="2906920"/>
+                      <a:ext cx="5394960" cy="2811611"/>
                     </a:xfrm>
                     <a:prstGeom prst="rect"/>
                   </pic:spPr>
@@ -108,6 +115,8 @@
     </w:p>
     <w:p>
       <w:pPr>
+        <w:keepLines/>
+        <w:spacing w:after="200"/>
         <w:jc w:val="center"/>
       </w:pPr>
       <w:r>
@@ -119,15 +128,17 @@
         <w:t>图 2　可通行空间构建</w:t>
       </w:r>
     </w:p>
-    <w:p/>
     <w:p>
       <w:pPr>
+        <w:keepNext/>
+        <w:keepLines/>
+        <w:spacing w:after="40"/>
         <w:jc w:val="center"/>
       </w:pPr>
       <w:r>
         <w:drawing>
           <wp:inline xmlns:a="http://schemas.openxmlformats.org/drawingml/2006/main" xmlns:pic="http://schemas.openxmlformats.org/drawingml/2006/picture">
-            <wp:extent cx="5577840" cy="3748072"/>
+            <wp:extent cx="5394960" cy="3625185"/>
             <wp:docPr id="3" name="Picture 3"/>
             <wp:cNvGraphicFramePr>
               <a:graphicFrameLocks noChangeAspect="1"/>
@@ -148,7 +159,7 @@
                   <pic:spPr>
                     <a:xfrm>
                       <a:off x="0" y="0"/>
-                      <a:ext cx="5577840" cy="3748072"/>
+                      <a:ext cx="5394960" cy="3625185"/>
                     </a:xfrm>
                     <a:prstGeom prst="rect"/>
                   </pic:spPr>
@@ -161,6 +172,8 @@
     </w:p>
     <w:p>
       <w:pPr>
+        <w:keepLines/>
+        <w:spacing w:after="200"/>
         <w:jc w:val="center"/>
       </w:pPr>
       <w:r>
@@ -172,15 +185,17 @@
         <w:t>图 3　候选补充扫描站位与距离层</w:t>
       </w:r>
     </w:p>
-    <w:p/>
     <w:p>
       <w:pPr>
+        <w:keepNext/>
+        <w:keepLines/>
+        <w:spacing w:after="40"/>
         <w:jc w:val="center"/>
       </w:pPr>
       <w:r>
         <w:drawing>
           <wp:inline xmlns:a="http://schemas.openxmlformats.org/drawingml/2006/main" xmlns:pic="http://schemas.openxmlformats.org/drawingml/2006/picture">
-            <wp:extent cx="5577840" cy="6209931"/>
+            <wp:extent cx="5394960" cy="6006327"/>
             <wp:docPr id="4" name="Picture 4"/>
             <wp:cNvGraphicFramePr>
               <a:graphicFrameLocks noChangeAspect="1"/>
@@ -201,7 +216,7 @@
                   <pic:spPr>
                     <a:xfrm>
                       <a:off x="0" y="0"/>
-                      <a:ext cx="5577840" cy="6209931"/>
+                      <a:ext cx="5394960" cy="6006327"/>
                     </a:xfrm>
                     <a:prstGeom prst="rect"/>
                   </pic:spPr>
@@ -214,6 +229,8 @@
     </w:p>
     <w:p>
       <w:pPr>
+        <w:keepLines/>
+        <w:spacing w:after="200"/>
         <w:jc w:val="center"/>
       </w:pPr>
       <w:r>
@@ -225,15 +242,17 @@
         <w:t>图 4　在线发现模型外遮挡物</w:t>
       </w:r>
     </w:p>
-    <w:p/>
     <w:p>
       <w:pPr>
+        <w:keepNext/>
+        <w:keepLines/>
+        <w:spacing w:after="40"/>
         <w:jc w:val="center"/>
       </w:pPr>
       <w:r>
         <w:drawing>
           <wp:inline xmlns:a="http://schemas.openxmlformats.org/drawingml/2006/main" xmlns:pic="http://schemas.openxmlformats.org/drawingml/2006/picture">
-            <wp:extent cx="5577840" cy="4572311"/>
+            <wp:extent cx="5394960" cy="4422399"/>
             <wp:docPr id="5" name="Picture 5"/>
             <wp:cNvGraphicFramePr>
               <a:graphicFrameLocks noChangeAspect="1"/>
@@ -254,7 +273,7 @@
                   <pic:spPr>
                     <a:xfrm>
                       <a:off x="0" y="0"/>
-                      <a:ext cx="5577840" cy="4572311"/>
+                      <a:ext cx="5394960" cy="4422399"/>
                     </a:xfrm>
                     <a:prstGeom prst="rect"/>
                   </pic:spPr>
@@ -267,6 +286,8 @@
     </w:p>
     <w:p>
       <w:pPr>
+        <w:keepLines/>
+        <w:spacing w:after="200"/>
         <w:jc w:val="center"/>
       </w:pPr>
       <w:r>
@@ -278,15 +299,17 @@
         <w:t>图 5　剩余预算的等代价边界</w:t>
       </w:r>
     </w:p>
-    <w:p/>
     <w:p>
       <w:pPr>
+        <w:keepNext/>
+        <w:keepLines/>
+        <w:spacing w:after="40"/>
         <w:jc w:val="center"/>
       </w:pPr>
       <w:r>
         <w:drawing>
           <wp:inline xmlns:a="http://schemas.openxmlformats.org/drawingml/2006/main" xmlns:pic="http://schemas.openxmlformats.org/drawingml/2006/picture">
-            <wp:extent cx="5577840" cy="2802210"/>
+            <wp:extent cx="5394960" cy="2710334"/>
             <wp:docPr id="6" name="Picture 6"/>
             <wp:cNvGraphicFramePr>
               <a:graphicFrameLocks noChangeAspect="1"/>
@@ -307,7 +330,7 @@
                   <pic:spPr>
                     <a:xfrm>
                       <a:off x="0" y="0"/>
-                      <a:ext cx="5577840" cy="2802210"/>
+                      <a:ext cx="5394960" cy="2710334"/>
                     </a:xfrm>
                     <a:prstGeom prst="rect"/>
                   </pic:spPr>
@@ -320,6 +343,8 @@
     </w:p>
     <w:p>
       <w:pPr>
+        <w:keepLines/>
+        <w:spacing w:after="200"/>
         <w:jc w:val="center"/>
       </w:pPr>
       <w:r>
@@ -331,7 +356,6 @@
         <w:t>图 6　有缺口构件的目标表面分块选取</w:t>
       </w:r>
     </w:p>
-    <w:p/>
     <w:sectPr>
       <w:pgSz w:w="12240" w:h="15840"/>
       <w:pgMar w:top="1440" w:right="1800" w:bottom="1440" w:left="1800" w:header="720" w:footer="720" w:gutter="0"/>

--- a/交付_20260809_补充扫描规划专利/02_附图/附图.docx
+++ b/交付_20260809_补充扫描规划专利/02_附图/附图.docx
@@ -138,7 +138,7 @@
       <w:r>
         <w:drawing>
           <wp:inline xmlns:a="http://schemas.openxmlformats.org/drawingml/2006/main" xmlns:pic="http://schemas.openxmlformats.org/drawingml/2006/picture">
-            <wp:extent cx="5394960" cy="3625185"/>
+            <wp:extent cx="5394960" cy="3506928"/>
             <wp:docPr id="3" name="Picture 3"/>
             <wp:cNvGraphicFramePr>
               <a:graphicFrameLocks noChangeAspect="1"/>
@@ -159,7 +159,7 @@
                   <pic:spPr>
                     <a:xfrm>
                       <a:off x="0" y="0"/>
-                      <a:ext cx="5394960" cy="3625185"/>
+                      <a:ext cx="5394960" cy="3506928"/>
                     </a:xfrm>
                     <a:prstGeom prst="rect"/>
                   </pic:spPr>
